--- a/tests/fixtures/docx/handmade-hidden.docx
+++ b/tests/fixtures/docx/handmade-hidden.docx
@@ -38,6 +38,29 @@
           <w:vanish w:val="0"/>
         </w:rPr>
         <w:t xml:space="preserve">KEEP-STYLE-OVERRIDE-RUN</w:t>
+      </w:r>
+    </w:p>
+    <w:p>
+      <w:r>
+        <w:rPr>
+          <w:rStyle w:val="HiddenChar"/>
+          <w:vanish w:val="false"/>
+        </w:rPr>
+        <w:t xml:space="preserve">KEEP-STYLE-OVERRIDE-FALSE</w:t>
+      </w:r>
+    </w:p>
+    <w:p>
+      <w:r>
+        <w:t xml:space="preserve">KEEP-BEFORE </w:t>
+      </w:r>
+      <w:r>
+        <w:rPr>
+          <w:vanish/>
+        </w:rPr>
+        <w:t xml:space="preserve">HIDDEN-INLINE</w:t>
+      </w:r>
+      <w:r>
+        <w:t xml:space="preserve"> KEEP-AFTER.</w:t>
       </w:r>
     </w:p>
     <w:p>

--- a/tests/fixtures/docx/handmade-hidden.docx
+++ b/tests/fixtures/docx/handmade-hidden.docx
@@ -5,6 +5,16 @@
     <w:p>
       <w:r>
         <w:t xml:space="preserve">KEEP-VISIBLE paragraph.</w:t>
+      </w:r>
+    </w:p>
+    <w:p>
+      <w:pPr>
+        <w:rPr>
+          <w:vanish/>
+        </w:rPr>
+      </w:pPr>
+      <w:r>
+        <w:t xml:space="preserve">KEEP-PARAMARK-VANISH</w:t>
       </w:r>
     </w:p>
     <w:p>
